--- a/course_development/active_inference_es/01_story_time/02_agents/output/lab-protocols/02_agents-lab.docx
+++ b/course_development/active_inference_es/01_story_time/02_agents/output/lab-protocols/02_agents-lab.docx
@@ -14,7 +14,7 @@
     </w:p>
     <w:p>
       <w:r>
-        <w:t>Help a paper agent find its goal!</w:t>
+        <w:t>Help a paper agent find its way to a yummy treat at the end of a maze!</w:t>
       </w:r>
     </w:p>
     <w:p>
@@ -24,7 +24,7 @@
     </w:p>
     <w:p>
       <w:r>
-        <w:t>Paper  Pencils  A small toy or button (this is your Agent)   Steps</w:t>
+        <w:t>Paper (big piece is best!)  Pencils or markers  A small toy, button, or coin (this is your Agent)  Crayons to decorate   Steps</w:t>
       </w:r>
     </w:p>
     <w:p>
@@ -39,34 +39,48 @@
     </w:p>
     <w:p>
       <w:r>
-        <w:t>Draw a Start circle.  Draw a Goal star (put a drawing of a yummy snack or a treasure there!).  Draw walls (lines) that the agent can't walk through.   2. Be the Agent</w:t>
+        <w:t>Draw a big Start circle on one side. Write "START" inside it.  Draw a Goal star on the other side. Draw something yummy there (a cookie, a strawberry, a pizza slice!).  Draw walls (thick lines) that the agent cannot walk through.  Make sure there is at least one path from Start to Goal!   2. Name Your Agent</w:t>
       </w:r>
     </w:p>
     <w:p>
       <w:r>
-        <w:t>Put your toy on the Start circle.</w:t>
+        <w:t>Give your toy a name and a goal.</w:t>
         <w:br/>
-        <w:t>You are the Agent. Your Goal is to get to the Star.</w:t>
+        <w:t>(Example: "This is Nibbles the Mouse. Her goal is to reach the cheese!")</w:t>
       </w:r>
     </w:p>
     <w:p>
       <w:r>
-        <w:t>3. Make Choices</w:t>
+        <w:t>3. Be the Agent</w:t>
       </w:r>
     </w:p>
     <w:p>
       <w:r>
-        <w:t>Move your toy.</w:t>
+        <w:t>Put your toy on the Start circle. You are now the Agent's brain!</w:t>
+        <w:br/>
+        <w:t>Move your toy slowly along the paths.</w:t>
       </w:r>
     </w:p>
     <w:p>
       <w:r>
-        <w:t>"Oh no! A wall!" -&gt; Make a choice to turn left or right.  "Path is clear!" -&gt; Action: Go forward!   4. Reaching the Goal</w:t>
+        <w:t>"Oh no! A wall!" -&gt; Think: "Should I turn left or right?"  "The path is clear!" -&gt; Action: Move forward!  "A dead end!" -&gt; Surprise! Turn around and try a different way.   4. Reach the Goal</w:t>
       </w:r>
     </w:p>
     <w:p>
       <w:r>
-        <w:t>When you reach the Star, cheer! "I made it!"</w:t>
+        <w:t>When your toy reaches the star, cheer! "Nibbles made it to the cheese!"</w:t>
+        <w:br/>
+        <w:t>Count how many turns you had to make.</w:t>
+      </w:r>
+    </w:p>
+    <w:p>
+      <w:r>
+        <w:t>5. Try Again</w:t>
+      </w:r>
+    </w:p>
+    <w:p>
+      <w:r>
+        <w:t>Can you find a shorter path? Move your agent again and see if there is a faster way!</w:t>
       </w:r>
     </w:p>
     <w:p>
@@ -83,7 +97,13 @@
       <w:r>
         <w:t>Write your response here  *</w:t>
         <w:br/>
-        <w:t>What happened when your agent hit a wall? Did it give up or try a new way?</w:t>
+        <w:t>My agent's name is: ___</w:t>
+        <w:br/>
+        <w:t>My agent's goal was: ___</w:t>
+        <w:br/>
+        <w:t>I had to make ___ turns.</w:t>
+        <w:br/>
+        <w:t>The hardest part was: ___</w:t>
       </w:r>
     </w:p>
     <w:p>
